--- a/word_reports/LP_0313_위치_335_Shaun Cassidy_Do Doo.docx
+++ b/word_reports/LP_0313_위치_335_Shaun Cassidy_Do Doo.docx
@@ -4,7 +4,7 @@
   <w:body>
     <w:p>
       <w:pPr>
-        <w:spacing w:after="280"/>
+        <w:spacing w:after="80"/>
       </w:pPr>
       <w:r>
         <w:rPr w:rFonts="맑은 고딕">
@@ -13,94 +13,47 @@
           <w:color w:val="1E3A8A"/>
           <w:sz w:val="30"/>
         </w:rPr>
-        <w:t>[335] Shaun Cassidy - Do Doo</w:t>
+        <w:t>Shaun Cassidy (숀 캐시디) - Do Doo</w:t>
       </w:r>
     </w:p>
     <w:p>
       <w:pPr>
-        <w:spacing w:after="320"/>
+        <w:spacing w:after="240"/>
       </w:pPr>
       <w:r>
         <w:rPr w:rFonts="맑은 고딕">
           <w:rFonts w:ascii="맑은 고딕" w:hAnsi="맑은 고딕" w:eastAsia="맑은 고딕"/>
           <w:b/>
-          <w:sz w:val="20"/>
+          <w:color w:val="4B5563"/>
+          <w:sz w:val="22"/>
         </w:rPr>
-        <w:t>■ 위치 : 335</w:t>
-        <w:br/>
-      </w:r>
-      <w:r>
-        <w:rPr w:rFonts="맑은 고딕">
-          <w:rFonts w:ascii="맑은 고딕" w:hAnsi="맑은 고딕" w:eastAsia="맑은 고딕"/>
-          <w:b/>
-          <w:sz w:val="20"/>
-        </w:rPr>
-        <w:t>■ 아티스트 : Shaun Cassidy</w:t>
-        <w:br/>
-      </w:r>
-      <w:r>
-        <w:rPr w:rFonts="맑은 고딕">
-          <w:rFonts w:ascii="맑은 고딕" w:hAnsi="맑은 고딕" w:eastAsia="맑은 고딕"/>
-          <w:b/>
-          <w:sz w:val="20"/>
-        </w:rPr>
-        <w:t>■ 앨범명 : Do Doo</w:t>
-        <w:br/>
-      </w:r>
-      <w:r>
-        <w:rPr w:rFonts="맑은 고딕">
-          <w:rFonts w:ascii="맑은 고딕" w:hAnsi="맑은 고딕" w:eastAsia="맑은 고딕"/>
-          <w:b w:val="0"/>
-          <w:sz w:val="20"/>
-        </w:rPr>
-        <w:t>■ 음반 레이블 : Warner Bros. Records / Curb Records</w:t>
-        <w:br/>
-      </w:r>
-      <w:r>
-        <w:rPr w:rFonts="맑은 고딕">
-          <w:rFonts w:ascii="맑은 고딕" w:hAnsi="맑은 고딕" w:eastAsia="맑은 고딕"/>
-          <w:b w:val="0"/>
-          <w:sz w:val="20"/>
-        </w:rPr>
-        <w:t>■ 발매년도 : 1976</w:t>
-        <w:br/>
-      </w:r>
-      <w:r>
-        <w:rPr w:rFonts="맑은 고딕">
-          <w:rFonts w:ascii="맑은 고딕" w:hAnsi="맑은 고딕" w:eastAsia="맑은 고딕"/>
-          <w:b w:val="0"/>
-          <w:sz w:val="20"/>
-        </w:rPr>
-        <w:t>■ 장르 : 팝, 틴 팝, 파워 팝 (Pop / Teen Pop / Power Pop)</w:t>
-        <w:br/>
-      </w:r>
-      <w:r>
-        <w:rPr w:rFonts="맑은 고딕">
-          <w:rFonts w:ascii="맑은 고딕" w:hAnsi="맑은 고딕" w:eastAsia="맑은 고딕"/>
-          <w:b w:val="0"/>
-          <w:sz w:val="20"/>
-        </w:rPr>
-        <w:t>■ 주요 수록곡 : 1. Da Doo Ron Ron</w:t>
-        <w:br/>
+        <w:t>위치 :  335</w:t>
       </w:r>
     </w:p>
     <w:p>
       <w:pPr>
-        <w:spacing w:after="160"/>
+        <w:spacing w:line="324" w:lineRule="auto" w:before="80" w:after="160"/>
       </w:pPr>
       <w:r>
         <w:rPr w:rFonts="맑은 고딕">
           <w:rFonts w:ascii="맑은 고딕" w:hAnsi="맑은 고딕" w:eastAsia="맑은 고딕"/>
           <w:b/>
           <w:color w:val="1F2937"/>
-          <w:sz w:val="24"/>
+          <w:sz w:val="22"/>
         </w:rPr>
-        <w:t>■ 음반 해설 및 감상 가이드</w:t>
+        <w:t xml:space="preserve">[음반 소개] </w:t>
+      </w:r>
+      <w:r>
+        <w:rPr w:rFonts="맑은 고딕">
+          <w:rFonts w:ascii="맑은 고딕" w:hAnsi="맑은 고딕" w:eastAsia="맑은 고딕"/>
+          <w:b w:val="0"/>
+          <w:sz w:val="21"/>
+        </w:rPr>
       </w:r>
     </w:p>
     <w:p>
       <w:pPr>
-        <w:spacing w:line="312" w:lineRule="auto" w:after="120"/>
+        <w:spacing w:line="324" w:lineRule="auto" w:after="120"/>
       </w:pPr>
       <w:r>
         <w:rPr w:rFonts="맑은 고딕">
@@ -108,51 +61,516 @@
           <w:b w:val="0"/>
           <w:sz w:val="21"/>
         </w:rPr>
-        <w:t>1970년대 후반 대중문화계를 매료시켰던 하이틴 아이콘 쇼운 캐시디(Shaun Cassidy)의 데뷔작이자 그의 대표 명곡이 수록된 음반입니다. 당대 최고의 틴에이저 스타로 급부상한 그는 빌보드 싱글 차트 1위를 차지한 불후의 팝 클래식 'Da Doo Ron Ron'을 필두로, 풋풋한 정서와 매력적인 음색을 선보이며 전 세계 청춘들의 우상으로 자리매김했습니다. 본 음반은 그 시대가 향유했던 가장 밝고 청량한 팝 음악의 정수를 담아낸 기념비적인 작품입니다.</w:t>
+        <w:t>1970년대 후반의 찬란한 노을 속에서 팝 음악계에 가장 눈부신 소년미를 드리웠던 숀 캐시디의 찬란한 음악적 정취를 오롯이 담아낸 명반입니다. 1960년대 로큰롤의 순수성과 버블검 팝의 경쾌한 서정이 아날로그 바이닐의 고즈넉한 결을 타고 흐르며, 그 시절 청춘들의 심장을 두드렸던 아련한 향수를 불러일으킵니다. 시대를 초월하여 턴테이블 위에서 회전하는 이 음반은 단순한 유행가를 넘어 순백의 설렘과 아날로그 황금기의 낭만적 미학을 온전히 증명하고 있습니다.</w:t>
       </w:r>
     </w:p>
     <w:p>
       <w:pPr>
-        <w:spacing w:line="312" w:lineRule="auto" w:after="120"/>
+        <w:spacing w:line="324" w:lineRule="auto" w:before="200" w:after="80"/>
       </w:pPr>
+      <w:r>
+        <w:rPr w:rFonts="맑은 고딕">
+          <w:rFonts w:ascii="맑은 고딕" w:hAnsi="맑은 고딕" w:eastAsia="맑은 고딕"/>
+          <w:b/>
+          <w:color w:val="1E3A8A"/>
+          <w:sz w:val="24"/>
+        </w:rPr>
+        <w:t>1. 음반 데이터</w:t>
+      </w:r>
+    </w:p>
+    <w:p>
+      <w:pPr>
+        <w:spacing w:line="324" w:lineRule="auto" w:after="80"/>
+      </w:pPr>
+      <w:r>
+        <w:rPr w:rFonts="맑은 고딕">
+          <w:rFonts w:ascii="맑은 고딕" w:hAnsi="맑은 고딕" w:eastAsia="맑은 고딕"/>
+          <w:b w:val="0"/>
+          <w:color w:val="6B7280"/>
+          <w:sz w:val="21"/>
+        </w:rPr>
+        <w:t xml:space="preserve">· </w:t>
+      </w:r>
+      <w:r>
+        <w:rPr w:rFonts="맑은 고딕">
+          <w:rFonts w:ascii="맑은 고딕" w:hAnsi="맑은 고딕" w:eastAsia="맑은 고딕"/>
+          <w:b/>
+          <w:color w:val="1F2937"/>
+          <w:sz w:val="21"/>
+        </w:rPr>
+        <w:t xml:space="preserve">앨범명: </w:t>
+      </w:r>
       <w:r>
         <w:rPr w:rFonts="맑은 고딕">
           <w:rFonts w:ascii="맑은 고딕" w:hAnsi="맑은 고딕" w:eastAsia="맑은 고딕"/>
           <w:b w:val="0"/>
           <w:sz w:val="21"/>
         </w:rPr>
-        <w:t>음악적으로는 1960년대 버블검 팝과 올드 스쿨 로큰롤의 고전적 매력을 현대적이고 세련된 감각으로 재해석한 것이 특징입니다. 명프로듀서 마이클 로이드(Michael Lloyd)의 정교한 프로덕션과 에릭 카멘(Eric Carmen)이 선사한 곡들이 조화를 이루며 청량하면서도 캐치한 파워 팝 사운드를 완성했습니다. 특히 'That's Rock 'N' Roll'과 'Hey Deanie' 같은 트랙은 경쾌한 리듬 섹션과 강렬한 멜로디 라인이 어우러져 듣는 이에게 폭발적인 에너지와 즐거움을 선사합니다.</w:t>
+        <w:t>Do Doo</w:t>
       </w:r>
     </w:p>
     <w:p>
       <w:pPr>
-        <w:spacing w:line="312" w:lineRule="auto" w:after="120"/>
+        <w:spacing w:line="324" w:lineRule="auto" w:after="80"/>
       </w:pPr>
+      <w:r>
+        <w:rPr w:rFonts="맑은 고딕">
+          <w:rFonts w:ascii="맑은 고딕" w:hAnsi="맑은 고딕" w:eastAsia="맑은 고딕"/>
+          <w:b w:val="0"/>
+          <w:color w:val="6B7280"/>
+          <w:sz w:val="21"/>
+        </w:rPr>
+        <w:t xml:space="preserve">· </w:t>
+      </w:r>
+      <w:r>
+        <w:rPr w:rFonts="맑은 고딕">
+          <w:rFonts w:ascii="맑은 고딕" w:hAnsi="맑은 고딕" w:eastAsia="맑은 고딕"/>
+          <w:b/>
+          <w:color w:val="1F2937"/>
+          <w:sz w:val="21"/>
+        </w:rPr>
+        <w:t xml:space="preserve">아티스트: </w:t>
+      </w:r>
       <w:r>
         <w:rPr w:rFonts="맑은 고딕">
           <w:rFonts w:ascii="맑은 고딕" w:hAnsi="맑은 고딕" w:eastAsia="맑은 고딕"/>
           <w:b w:val="0"/>
           <w:sz w:val="21"/>
         </w:rPr>
-        <w:t>보컬리스트로서 쇼운 캐시디는 감성적이면서도 맑은 미성으로 곡마다 입체적인 생동감을 불어넣습니다. 앨범의 하이라이트인 'Da Doo Ron Ron'에서는 다이내믹한 스윙감과 화려한 코러스 레이어가 돋보이며, 수록된 발라드 트랙들에서는 스타성 뒤에 숨겨진 섬세한 표현력과 진정성 있는 보컬 테크닉을 여실히 드러냅니다. LP 스피커를 통해 전해지는 아날로그 사운드의 풍부한 질감은 그의 보컬 톤을 한층 더 따뜻하고 입체감 있게 전달합니다.</w:t>
+        <w:t>Shaun Cassidy (숀 캐시디)</w:t>
       </w:r>
     </w:p>
     <w:p>
       <w:pPr>
-        <w:spacing w:line="312" w:lineRule="auto" w:after="120"/>
+        <w:spacing w:line="324" w:lineRule="auto" w:after="80"/>
       </w:pPr>
+      <w:r>
+        <w:rPr w:rFonts="맑은 고딕">
+          <w:rFonts w:ascii="맑은 고딕" w:hAnsi="맑은 고딕" w:eastAsia="맑은 고딕"/>
+          <w:b w:val="0"/>
+          <w:color w:val="6B7280"/>
+          <w:sz w:val="21"/>
+        </w:rPr>
+        <w:t xml:space="preserve">· </w:t>
+      </w:r>
+      <w:r>
+        <w:rPr w:rFonts="맑은 고딕">
+          <w:rFonts w:ascii="맑은 고딕" w:hAnsi="맑은 고딕" w:eastAsia="맑은 고딕"/>
+          <w:b/>
+          <w:color w:val="1F2937"/>
+          <w:sz w:val="21"/>
+        </w:rPr>
+        <w:t xml:space="preserve">발매 정보: </w:t>
+      </w:r>
       <w:r>
         <w:rPr w:rFonts="맑은 고딕">
           <w:rFonts w:ascii="맑은 고딕" w:hAnsi="맑은 고딕" w:eastAsia="맑은 고딕"/>
           <w:b w:val="0"/>
           <w:sz w:val="21"/>
         </w:rPr>
-        <w:t>70년대 팝 골든 에이지의 아날로그 향수와 빛나는 청춘의 설렘을 고스란히 간직한 이 음반은, 바이닐 레코드 특유의 따뜻하고 풍부한 음색으로 감상할 때 그 진가가 더욱 빛납니다. 시대를 뛰어넘어 여전히 듣는 이의 마음을 설레게 하는 멜로디의 힘을 지닌, 대중음악사적으로나 바이닐 수집가들에게나 가치 높은 명반입니다.</w:t>
+        <w:t>1977년 워너 브라더스/커브 레코드(Warner Bros. / Curb Records)를 통해 발매되어 전 세계 틴에이지 팝의 부흥을 이끈 역사적 앨범입니다.</w:t>
+      </w:r>
+    </w:p>
+    <w:p>
+      <w:pPr>
+        <w:spacing w:line="324" w:lineRule="auto" w:after="80"/>
+      </w:pPr>
+      <w:r>
+        <w:rPr w:rFonts="맑은 고딕">
+          <w:rFonts w:ascii="맑은 고딕" w:hAnsi="맑은 고딕" w:eastAsia="맑은 고딕"/>
+          <w:b w:val="0"/>
+          <w:color w:val="6B7280"/>
+          <w:sz w:val="21"/>
+        </w:rPr>
+        <w:t xml:space="preserve">· </w:t>
+      </w:r>
+      <w:r>
+        <w:rPr w:rFonts="맑은 고딕">
+          <w:rFonts w:ascii="맑은 고딕" w:hAnsi="맑은 고딕" w:eastAsia="맑은 고딕"/>
+          <w:b/>
+          <w:color w:val="1F2937"/>
+          <w:sz w:val="21"/>
+        </w:rPr>
+        <w:t xml:space="preserve">LP 인기도(판매량): </w:t>
+      </w:r>
+      <w:r>
+        <w:rPr w:rFonts="맑은 고딕">
+          <w:rFonts w:ascii="맑은 고딕" w:hAnsi="맑은 고딕" w:eastAsia="맑은 고딕"/>
+          <w:b w:val="0"/>
+          <w:sz w:val="21"/>
+        </w:rPr>
+        <w:t>발매 직후 빌보드 200 앨범 차트 3위까지 치솟았으며, 미국 음반산업협회(RIAA) 플래티넘(100만 장 이상 판매)을 기록하며 전 세계적인 신드롬을 형성하였습니다.</w:t>
+      </w:r>
+    </w:p>
+    <w:p>
+      <w:pPr>
+        <w:spacing w:line="324" w:lineRule="auto" w:after="80"/>
+      </w:pPr>
+      <w:r>
+        <w:rPr w:rFonts="맑은 고딕">
+          <w:rFonts w:ascii="맑은 고딕" w:hAnsi="맑은 고딕" w:eastAsia="맑은 고딕"/>
+          <w:b w:val="0"/>
+          <w:color w:val="6B7280"/>
+          <w:sz w:val="21"/>
+        </w:rPr>
+        <w:t xml:space="preserve">· </w:t>
+      </w:r>
+      <w:r>
+        <w:rPr w:rFonts="맑은 고딕">
+          <w:rFonts w:ascii="맑은 고딕" w:hAnsi="맑은 고딕" w:eastAsia="맑은 고딕"/>
+          <w:b/>
+          <w:color w:val="1F2937"/>
+          <w:sz w:val="21"/>
+        </w:rPr>
+        <w:t xml:space="preserve">각종 수상경력: </w:t>
+      </w:r>
+      <w:r>
+        <w:rPr w:rFonts="맑은 고딕">
+          <w:rFonts w:ascii="맑은 고딕" w:hAnsi="맑은 고딕" w:eastAsia="맑은 고딕"/>
+          <w:b w:val="0"/>
+          <w:sz w:val="21"/>
+        </w:rPr>
+        <w:t>빌보드 싱글 차트 1위 석권과 더불어 제20회 그래미 어워드 '최우수 신인상(Best New Artist)' 후보에 오르며 대중성과 음악성을 동시에 공인받았습니다.</w:t>
+      </w:r>
+    </w:p>
+    <w:p>
+      <w:pPr>
+        <w:spacing w:line="324" w:lineRule="auto" w:before="200" w:after="80"/>
+      </w:pPr>
+      <w:r>
+        <w:rPr w:rFonts="맑은 고딕">
+          <w:rFonts w:ascii="맑은 고딕" w:hAnsi="맑은 고딕" w:eastAsia="맑은 고딕"/>
+          <w:b/>
+          <w:color w:val="1E3A8A"/>
+          <w:sz w:val="24"/>
+        </w:rPr>
+        <w:t>2. 아티스트 정보</w:t>
+      </w:r>
+    </w:p>
+    <w:p>
+      <w:pPr>
+        <w:spacing w:line="324" w:lineRule="auto" w:after="80"/>
+      </w:pPr>
+      <w:r>
+        <w:rPr w:rFonts="맑은 고딕">
+          <w:rFonts w:ascii="맑은 고딕" w:hAnsi="맑은 고딕" w:eastAsia="맑은 고딕"/>
+          <w:b w:val="0"/>
+          <w:color w:val="6B7280"/>
+          <w:sz w:val="21"/>
+        </w:rPr>
+        <w:t xml:space="preserve">· </w:t>
+      </w:r>
+      <w:r>
+        <w:rPr w:rFonts="맑은 고딕">
+          <w:rFonts w:ascii="맑은 고딕" w:hAnsi="맑은 고딕" w:eastAsia="맑은 고딕"/>
+          <w:b/>
+          <w:color w:val="1F2937"/>
+          <w:sz w:val="21"/>
+        </w:rPr>
+        <w:t xml:space="preserve">국적: </w:t>
+      </w:r>
+      <w:r>
+        <w:rPr w:rFonts="맑은 고딕">
+          <w:rFonts w:ascii="맑은 고딕" w:hAnsi="맑은 고딕" w:eastAsia="맑은 고딕"/>
+          <w:b w:val="0"/>
+          <w:sz w:val="21"/>
+        </w:rPr>
+        <w:t>미국 (United States)</w:t>
+      </w:r>
+    </w:p>
+    <w:p>
+      <w:pPr>
+        <w:spacing w:line="324" w:lineRule="auto" w:after="80"/>
+      </w:pPr>
+      <w:r>
+        <w:rPr w:rFonts="맑은 고딕">
+          <w:rFonts w:ascii="맑은 고딕" w:hAnsi="맑은 고딕" w:eastAsia="맑은 고딕"/>
+          <w:b w:val="0"/>
+          <w:color w:val="6B7280"/>
+          <w:sz w:val="21"/>
+        </w:rPr>
+        <w:t xml:space="preserve">· </w:t>
+      </w:r>
+      <w:r>
+        <w:rPr w:rFonts="맑은 고딕">
+          <w:rFonts w:ascii="맑은 고딕" w:hAnsi="맑은 고딕" w:eastAsia="맑은 고딕"/>
+          <w:b/>
+          <w:color w:val="1F2937"/>
+          <w:sz w:val="21"/>
+        </w:rPr>
+        <w:t xml:space="preserve">생몰년도: </w:t>
+      </w:r>
+      <w:r>
+        <w:rPr w:rFonts="맑은 고딕">
+          <w:rFonts w:ascii="맑은 고딕" w:hAnsi="맑은 고딕" w:eastAsia="맑은 고딕"/>
+          <w:b w:val="0"/>
+          <w:sz w:val="21"/>
+        </w:rPr>
+        <w:t>1958년 9월 27일 ~ 현재</w:t>
+      </w:r>
+    </w:p>
+    <w:p>
+      <w:pPr>
+        <w:spacing w:line="324" w:lineRule="auto" w:after="80"/>
+      </w:pPr>
+      <w:r>
+        <w:rPr w:rFonts="맑은 고딕">
+          <w:rFonts w:ascii="맑은 고딕" w:hAnsi="맑은 고딕" w:eastAsia="맑은 고딕"/>
+          <w:b w:val="0"/>
+          <w:color w:val="6B7280"/>
+          <w:sz w:val="21"/>
+        </w:rPr>
+        <w:t xml:space="preserve">· </w:t>
+      </w:r>
+      <w:r>
+        <w:rPr w:rFonts="맑은 고딕">
+          <w:rFonts w:ascii="맑은 고딕" w:hAnsi="맑은 고딕" w:eastAsia="맑은 고딕"/>
+          <w:b/>
+          <w:color w:val="1F2937"/>
+          <w:sz w:val="21"/>
+        </w:rPr>
+        <w:t xml:space="preserve">그룹 소속: </w:t>
+      </w:r>
+      <w:r>
+        <w:rPr w:rFonts="맑은 고딕">
+          <w:rFonts w:ascii="맑은 고딕" w:hAnsi="맑은 고딕" w:eastAsia="맑은 고딕"/>
+          <w:b w:val="0"/>
+          <w:sz w:val="21"/>
+        </w:rPr>
+        <w:t>솔로 (Solo)</w:t>
+      </w:r>
+    </w:p>
+    <w:p>
+      <w:pPr>
+        <w:spacing w:line="324" w:lineRule="auto" w:after="80"/>
+      </w:pPr>
+      <w:r>
+        <w:rPr w:rFonts="맑은 고딕">
+          <w:rFonts w:ascii="맑은 고딕" w:hAnsi="맑은 고딕" w:eastAsia="맑은 고딕"/>
+          <w:b w:val="0"/>
+          <w:color w:val="6B7280"/>
+          <w:sz w:val="21"/>
+        </w:rPr>
+        <w:t xml:space="preserve">· </w:t>
+      </w:r>
+      <w:r>
+        <w:rPr w:rFonts="맑은 고딕">
+          <w:rFonts w:ascii="맑은 고딕" w:hAnsi="맑은 고딕" w:eastAsia="맑은 고딕"/>
+          <w:b/>
+          <w:color w:val="1F2937"/>
+          <w:sz w:val="21"/>
+        </w:rPr>
+        <w:t xml:space="preserve">아티스트 소개: </w:t>
+      </w:r>
+      <w:r>
+        <w:rPr w:rFonts="맑은 고딕">
+          <w:rFonts w:ascii="맑은 고딕" w:hAnsi="맑은 고딕" w:eastAsia="맑은 고딕"/>
+          <w:b w:val="0"/>
+          <w:sz w:val="21"/>
+        </w:rPr>
+        <w:t>전설적인 엔터테이너 집안의 혈통을 이어받아 천부적인 미성과 유려한 스타성으로 1970년대 후반 팝 신을 평정한 아티스트입니다. 소년의 청초함과 록의 약동감을 겸비한 보컬로 당대 청춘 문화의 독보적인 아이콘으로 군림하였으며, 이후 텔레비전 제작자로서도 탁월한 역량을 발휘하며 미국 대중문화사에 굵직한 궤적을 남겼습니다.</w:t>
+      </w:r>
+    </w:p>
+    <w:p>
+      <w:pPr>
+        <w:spacing w:line="324" w:lineRule="auto" w:before="200" w:after="80"/>
+      </w:pPr>
+      <w:r>
+        <w:rPr w:rFonts="맑은 고딕">
+          <w:rFonts w:ascii="맑은 고딕" w:hAnsi="맑은 고딕" w:eastAsia="맑은 고딕"/>
+          <w:b/>
+          <w:color w:val="1E3A8A"/>
+          <w:sz w:val="24"/>
+        </w:rPr>
+        <w:t>3. 음반 상세 분석</w:t>
+      </w:r>
+    </w:p>
+    <w:p>
+      <w:pPr>
+        <w:spacing w:line="324" w:lineRule="auto" w:after="80"/>
+      </w:pPr>
+      <w:r>
+        <w:rPr w:rFonts="맑은 고딕">
+          <w:rFonts w:ascii="맑은 고딕" w:hAnsi="맑은 고딕" w:eastAsia="맑은 고딕"/>
+          <w:b w:val="0"/>
+          <w:color w:val="6B7280"/>
+          <w:sz w:val="21"/>
+        </w:rPr>
+        <w:t xml:space="preserve">· </w:t>
+      </w:r>
+      <w:r>
+        <w:rPr w:rFonts="맑은 고딕">
+          <w:rFonts w:ascii="맑은 고딕" w:hAnsi="맑은 고딕" w:eastAsia="맑은 고딕"/>
+          <w:b/>
+          <w:color w:val="1F2937"/>
+          <w:sz w:val="21"/>
+        </w:rPr>
+        <w:t xml:space="preserve">역사적 위치: </w:t>
+      </w:r>
+      <w:r>
+        <w:rPr w:rFonts="맑은 고딕">
+          <w:rFonts w:ascii="맑은 고딕" w:hAnsi="맑은 고딕" w:eastAsia="맑은 고딕"/>
+          <w:b w:val="0"/>
+          <w:sz w:val="21"/>
+        </w:rPr>
+        <w:t>1960년대 필 스펙터 사운드로 대표되는 브릴 빌딩 팝의 고전적 화법을 1970년대 파워 팝의 현대적 사운드로 완벽하게 계승 및 재해석한 작품입니다. 정교하게 조율된 스튜디오 세션과 청량한 보컬 편곡은 당대 팝 프로덕션이 도달했던 화려하고도 단단한 음악적 완성도를 보여줍니다.</w:t>
+      </w:r>
+    </w:p>
+    <w:p>
+      <w:pPr>
+        <w:spacing w:line="324" w:lineRule="auto" w:after="80"/>
+      </w:pPr>
+      <w:r>
+        <w:rPr w:rFonts="맑은 고딕">
+          <w:rFonts w:ascii="맑은 고딕" w:hAnsi="맑은 고딕" w:eastAsia="맑은 고딕"/>
+          <w:b w:val="0"/>
+          <w:color w:val="6B7280"/>
+          <w:sz w:val="21"/>
+        </w:rPr>
+        <w:t xml:space="preserve">· </w:t>
+      </w:r>
+      <w:r>
+        <w:rPr w:rFonts="맑은 고딕">
+          <w:rFonts w:ascii="맑은 고딕" w:hAnsi="맑은 고딕" w:eastAsia="맑은 고딕"/>
+          <w:b/>
+          <w:color w:val="1F2937"/>
+          <w:sz w:val="21"/>
+        </w:rPr>
+        <w:t xml:space="preserve">시대의 흔적(스토리텔링): </w:t>
+      </w:r>
+      <w:r>
+        <w:rPr w:rFonts="맑은 고딕">
+          <w:rFonts w:ascii="맑은 고딕" w:hAnsi="맑은 고딕" w:eastAsia="맑은 고딕"/>
+          <w:b w:val="0"/>
+          <w:sz w:val="21"/>
+        </w:rPr>
+        <w:t>디스코 열풍과 펑크 록의 반항이 교차하던 혼돈의 1970년대 후반, 순수했던 시절의 로큰롤 감성을 갈망하던 젊은 세대에게 찬란한 위로와 설렘의 도피처가 되어 준 시대의 초상입니다. 전 세계 소녀들의 방마다 포스터로 걸려 있던 그의 미소와 함께, 라디오 전파를 타고 번지던 아날로그 시대 청춘들의 열병과도 같은 고백이 음구 속에 고스란히 각인되어 있습니다.</w:t>
+      </w:r>
+    </w:p>
+    <w:p>
+      <w:pPr>
+        <w:spacing w:line="324" w:lineRule="auto" w:before="200" w:after="80"/>
+      </w:pPr>
+      <w:r>
+        <w:rPr w:rFonts="맑은 고딕">
+          <w:rFonts w:ascii="맑은 고딕" w:hAnsi="맑은 고딕" w:eastAsia="맑은 고딕"/>
+          <w:b/>
+          <w:color w:val="1E3A8A"/>
+          <w:sz w:val="24"/>
+        </w:rPr>
+        <w:t>4. 주요 수록곡 및 감상 제언</w:t>
+      </w:r>
+    </w:p>
+    <w:p>
+      <w:pPr>
+        <w:spacing w:line="324" w:lineRule="auto" w:after="80"/>
+      </w:pPr>
+      <w:r>
+        <w:rPr w:rFonts="맑은 고딕">
+          <w:rFonts w:ascii="맑은 고딕" w:hAnsi="맑은 고딕" w:eastAsia="맑은 고딕"/>
+          <w:b w:val="0"/>
+          <w:color w:val="6B7280"/>
+          <w:sz w:val="21"/>
+        </w:rPr>
+        <w:t xml:space="preserve">· </w:t>
+      </w:r>
+      <w:r>
+        <w:rPr w:rFonts="맑은 고딕">
+          <w:rFonts w:ascii="맑은 고딕" w:hAnsi="맑은 고딕" w:eastAsia="맑은 고딕"/>
+          <w:b/>
+          <w:color w:val="1F2937"/>
+          <w:sz w:val="21"/>
+        </w:rPr>
+        <w:t xml:space="preserve">주요 수록곡 특징: </w:t>
+      </w:r>
+      <w:r>
+        <w:rPr w:rFonts="맑은 고딕">
+          <w:rFonts w:ascii="맑은 고딕" w:hAnsi="맑은 고딕" w:eastAsia="맑은 고딕"/>
+          <w:b w:val="0"/>
+          <w:sz w:val="21"/>
+        </w:rPr>
+        <w:t>앨범의 정점을 찍는 불멸의 명곡 'Da Doo Ron Ron'은 두왑 스타일의 경쾌한 리듬과 중독적인 코러스가 어우러져 절정의 생명력을 뿜어냅니다. 이어 에릭 카멘의 원곡을 청량한 감성으로 재해석한 'That’s Rock 'n' Roll'과 애절하고 섬세한 소년의 정서를 노래한 감미로운 팝 발라드 트랙들은 아티스트의 다채로운 스펙트럼과 서정미를 탁월하게 드러냅니다.</w:t>
+      </w:r>
+    </w:p>
+    <w:p>
+      <w:pPr>
+        <w:spacing w:line="324" w:lineRule="auto" w:after="80"/>
+      </w:pPr>
+      <w:r>
+        <w:rPr w:rFonts="맑은 고딕">
+          <w:rFonts w:ascii="맑은 고딕" w:hAnsi="맑은 고딕" w:eastAsia="맑은 고딕"/>
+          <w:b w:val="0"/>
+          <w:color w:val="6B7280"/>
+          <w:sz w:val="21"/>
+        </w:rPr>
+        <w:t xml:space="preserve">· </w:t>
+      </w:r>
+      <w:r>
+        <w:rPr w:rFonts="맑은 고딕">
+          <w:rFonts w:ascii="맑은 고딕" w:hAnsi="맑은 고딕" w:eastAsia="맑은 고딕"/>
+          <w:b/>
+          <w:color w:val="1F2937"/>
+          <w:sz w:val="21"/>
+        </w:rPr>
+        <w:t xml:space="preserve">빈티지 감상 제언: </w:t>
+      </w:r>
+      <w:r>
+        <w:rPr w:rFonts="맑은 고딕">
+          <w:rFonts w:ascii="맑은 고딕" w:hAnsi="맑은 고딕" w:eastAsia="맑은 고딕"/>
+          <w:b w:val="0"/>
+          <w:sz w:val="21"/>
+        </w:rPr>
+        <w:t>두툼한 아날로그 LP 특유의 타격감 넘치는 드럼 비트와 생생한 핸드클랩, 그리고 공간을 감싸는 백킹 보컬의 입체감이 돋보입니다. 정통 진공관 앰프의 온화한 착색과 빈티지 MM 카트리지를 통해 감상할 때, 숀 캐시디 특유의 풋풋하고 맑은 보컬 톤이 더욱 따뜻하고 윤기 있게 피어오릅니다.</w:t>
+      </w:r>
+    </w:p>
+    <w:p>
+      <w:pPr>
+        <w:spacing w:line="324" w:lineRule="auto" w:after="80"/>
+      </w:pPr>
+      <w:r>
+        <w:rPr w:rFonts="맑은 고딕">
+          <w:rFonts w:ascii="맑은 고딕" w:hAnsi="맑은 고딕" w:eastAsia="맑은 고딕"/>
+          <w:b w:val="0"/>
+          <w:color w:val="6B7280"/>
+          <w:sz w:val="21"/>
+        </w:rPr>
+        <w:t xml:space="preserve">· </w:t>
+      </w:r>
+      <w:r>
+        <w:rPr w:rFonts="맑은 고딕">
+          <w:rFonts w:ascii="맑은 고딕" w:hAnsi="맑은 고딕" w:eastAsia="맑은 고딕"/>
+          <w:b/>
+          <w:color w:val="1F2937"/>
+          <w:sz w:val="21"/>
+        </w:rPr>
+        <w:t xml:space="preserve">소장 가치: </w:t>
+      </w:r>
+      <w:r>
+        <w:rPr w:rFonts="맑은 고딕">
+          <w:rFonts w:ascii="맑은 고딕" w:hAnsi="맑은 고딕" w:eastAsia="맑은 고딕"/>
+          <w:b w:val="0"/>
+          <w:sz w:val="21"/>
+        </w:rPr>
+        <w:t>1970년대 후반 찬란했던 아메리칸 틴 팝 르네상스의 최정점을 상징하는 역사적 유물로서, 바이닐 컬렉터들에게는 그 시절의 순수한 열정과 아날로그 황금기의 찬연한 미학을 소유할 수 있는 더없이 소중한 음반입니다.</w:t>
+      </w:r>
+    </w:p>
+    <w:p>
+      <w:pPr>
+        <w:spacing w:line="324" w:lineRule="auto" w:after="120" w:before="160"/>
+      </w:pPr>
+      <w:r>
+        <w:rPr w:rFonts="맑은 고딕">
+          <w:rFonts w:ascii="맑은 고딕" w:hAnsi="맑은 고딕" w:eastAsia="맑은 고딕"/>
+          <w:b/>
+          <w:color w:val="4338CA"/>
+          <w:sz w:val="21"/>
+        </w:rPr>
+        <w:t>이 음반을 통해 아날로그 바늘 끝에서 피어나는 찬란했던 70년대 청춘의 온기와 전해주는 감동을 다시 한번 경험해 보시는 것은 어떨까요?</w:t>
       </w:r>
     </w:p>
     <w:sectPr>
       <w:pgSz w:w="12240" w:h="15840"/>
-      <w:pgMar w:top="1440" w:right="1440" w:bottom="1440" w:left="1440" w:header="720" w:footer="720" w:gutter="0"/>
+      <w:pgMar w:top="1152" w:right="1296" w:bottom="1152" w:left="1296" w:header="720" w:footer="720" w:gutter="0"/>
       <w:cols w:space="720"/>
       <w:docGrid w:linePitch="360"/>
     </w:sectPr>

--- a/word_reports/LP_0313_위치_335_Shaun Cassidy_Do Doo.docx
+++ b/word_reports/LP_0313_위치_335_Shaun Cassidy_Do Doo.docx
@@ -32,7 +32,7 @@
     </w:p>
     <w:p>
       <w:pPr>
-        <w:spacing w:line="324" w:lineRule="auto" w:before="80" w:after="160"/>
+        <w:spacing w:line="324" w:lineRule="auto" w:before="80" w:after="120"/>
       </w:pPr>
       <w:r>
         <w:rPr w:rFonts="맑은 고딕">
@@ -42,13 +42,6 @@
           <w:sz w:val="22"/>
         </w:rPr>
         <w:t xml:space="preserve">[음반 소개] </w:t>
-      </w:r>
-      <w:r>
-        <w:rPr w:rFonts="맑은 고딕">
-          <w:rFonts w:ascii="맑은 고딕" w:hAnsi="맑은 고딕" w:eastAsia="맑은 고딕"/>
-          <w:b w:val="0"/>
-          <w:sz w:val="21"/>
-        </w:rPr>
       </w:r>
     </w:p>
     <w:p>
@@ -61,7 +54,33 @@
           <w:b w:val="0"/>
           <w:sz w:val="21"/>
         </w:rPr>
-        <w:t>1970년대 후반의 찬란한 노을 속에서 팝 음악계에 가장 눈부신 소년미를 드리웠던 숀 캐시디의 찬란한 음악적 정취를 오롯이 담아낸 명반입니다. 1960년대 로큰롤의 순수성과 버블검 팝의 경쾌한 서정이 아날로그 바이닐의 고즈넉한 결을 타고 흐르며, 그 시절 청춘들의 심장을 두드렸던 아련한 향수를 불러일으킵니다. 시대를 초월하여 턴테이블 위에서 회전하는 이 음반은 단순한 유행가를 넘어 순백의 설렘과 아날로그 황금기의 낭만적 미학을 온전히 증명하고 있습니다.</w:t>
+        <w:t>1970년대 후반, 대중음악계는 펑크의 거친 포효와 디스코의 화려한 열기 사이에서 새로운 정서적 안식처를 갈망하고 있었습니다. 그 찬란한 과도기의 중심에서 숀 캐시디(Shaun Cassidy)가 선보인 본작은, 1950~60년대 로큰롤과 두왑(Doo-wop)의 순수한 활력을 1970년대 후반 특유의 세련된 웨스트코스트 팝 사운드로 부활시킨 기념비적인 명반입니다. 전설적인 엔터테이너 가문의 유려한 예술적 혈통을 물려받은 그는, 단순한 하이틴 스타의 영역을 넘어 세대를 관통하는 팝의 원초적 즐거움과 서정적인 낭만을 음반 전반에 걸쳐 유려하게 직조해 냈습니다.</w:t>
+      </w:r>
+    </w:p>
+    <w:p>
+      <w:pPr>
+        <w:spacing w:line="324" w:lineRule="auto" w:after="120"/>
+      </w:pPr>
+      <w:r>
+        <w:rPr w:rFonts="맑은 고딕">
+          <w:rFonts w:ascii="맑은 고딕" w:hAnsi="맑은 고딕" w:eastAsia="맑은 고딕"/>
+          <w:b w:val="0"/>
+          <w:sz w:val="21"/>
+        </w:rPr>
+        <w:t>이 음반은 명 프로듀서 마이클 로이드(Michael Lloyd)의 치밀하고도 감각적인 지휘 아래 탄생했습니다. 아티스트는 필 스펙터가 창조했던 불멸의 고전 'Da Doo Ron Ron'을 비롯한 명곡들을 당대의 싱그러운 에너지로 재해석하며, 세월이 흘러도 퇴색되지 않는 멜로디의 마법을 증명해 보였습니다. 숀 캐시디가 음악을 통해 건네고자 했던 메시지는 명징합니다. 그것은 바로 청춘만이 품을 수 있는 찬란한 설렘, 꾸밈없는 사랑의 열병, 그리고 가장 순수했던 시절의 해맑은 낙관주의입니다.</w:t>
+      </w:r>
+    </w:p>
+    <w:p>
+      <w:pPr>
+        <w:spacing w:line="324" w:lineRule="auto" w:after="120"/>
+      </w:pPr>
+      <w:r>
+        <w:rPr w:rFonts="맑은 고딕">
+          <w:rFonts w:ascii="맑은 고딕" w:hAnsi="맑은 고딕" w:eastAsia="맑은 고딕"/>
+          <w:b w:val="0"/>
+          <w:sz w:val="21"/>
+        </w:rPr>
+        <w:t>턴테이블의 바늘이 회전하는 검은 바이닐의 소릿골에 닿는 순간, 우리는 반세기에 가까운 시간을 거슬러 올라가 아날로그 팝의 가장 순수했던 황금기와 마주하게 됩니다. 풍성한 브라스와 경쾌한 피아노, 그리고 젊음의 숨결이 생생히 살아 숨 쉬는 그의 보컬은 오늘날의 디지털 시대가 결코 흉내 낼 수 없는 따스한 온기와 아련한 향수를 선사합니다. 유행의 덧없는 부침을 뛰어넘어 반짝이는 생명력을 품고 있는 이 음반은, 정통 팝 애호가들의 가슴속에 영원히 꺼지지 않을 청춘의 서정시로 깊은 감동의 잔향을 남깁니다.</w:t>
       </w:r>
     </w:p>
     <w:p>
@@ -168,7 +187,7 @@
           <w:b w:val="0"/>
           <w:sz w:val="21"/>
         </w:rPr>
-        <w:t>1977년 워너 브라더스/커브 레코드(Warner Bros. / Curb Records)를 통해 발매되어 전 세계 틴에이지 팝의 부흥을 이끈 역사적 앨범입니다.</w:t>
+        <w:t>1977년 워너 브라더스 산하 커브(Curb) 레코드를 통해 발매되어 미국 팝 음악계에 센세이션을 일으킨 명반으로, 클래식 록앤롤의 유산을 정교한 아날로그 프로덕션으로 완벽하게 현대화한 앨범.</w:t>
       </w:r>
     </w:p>
     <w:p>
@@ -199,7 +218,7 @@
           <w:b w:val="0"/>
           <w:sz w:val="21"/>
         </w:rPr>
-        <w:t>발매 직후 빌보드 200 앨범 차트 3위까지 치솟았으며, 미국 음반산업협회(RIAA) 플래티넘(100만 장 이상 판매)을 기록하며 전 세계적인 신드롬을 형성하였습니다.</w:t>
+        <w:t>발매 직후 빌보드 200 앨범 차트 최상위권(3위)에 진입하였으며, 미국음반산업협회(RIAA) 플래티넘(Platinum, 100만 장 이상) 인증 및 전 세계 수백만 장의 판매고를 기록하며 폭발적인 상업적 성공을 거둠.</w:t>
       </w:r>
     </w:p>
     <w:p>
@@ -230,7 +249,7 @@
           <w:b w:val="0"/>
           <w:sz w:val="21"/>
         </w:rPr>
-        <w:t>빌보드 싱글 차트 1위 석권과 더불어 제20회 그래미 어워드 '최우수 신인상(Best New Artist)' 후보에 오르며 대중성과 음악성을 동시에 공인받았습니다.</w:t>
+        <w:t>1978년 제20회 그래미 어워드 '최우수 신인상(Best New Artist)' 후보 노미네이트 및 전미 팝 차트 1위 석권을 통해 음악성과 대중성을 동시에 공인받음.</w:t>
       </w:r>
     </w:p>
     <w:p>
@@ -275,7 +294,7 @@
           <w:b w:val="0"/>
           <w:sz w:val="21"/>
         </w:rPr>
-        <w:t>미국 (United States)</w:t>
+        <w:t>미국 (USA)</w:t>
       </w:r>
     </w:p>
     <w:p>
@@ -306,7 +325,7 @@
           <w:b w:val="0"/>
           <w:sz w:val="21"/>
         </w:rPr>
-        <w:t>1958년 9월 27일 ~ 현재</w:t>
+        <w:t>1958년 9월 27일 출생 ~ 현재</w:t>
       </w:r>
     </w:p>
     <w:p>
@@ -368,7 +387,7 @@
           <w:b w:val="0"/>
           <w:sz w:val="21"/>
         </w:rPr>
-        <w:t>전설적인 엔터테이너 집안의 혈통을 이어받아 천부적인 미성과 유려한 스타성으로 1970년대 후반 팝 신을 평정한 아티스트입니다. 소년의 청초함과 록의 약동감을 겸비한 보컬로 당대 청춘 문화의 독보적인 아이콘으로 군림하였으며, 이후 텔레비전 제작자로서도 탁월한 역량을 발휘하며 미국 대중문화사에 굵직한 궤적을 남겼습니다.</w:t>
+        <w:t>숀 캐시디는 뛰어난 가창력과 수려한 매력으로 1970년대 후반 전 세계 팝 컬처의 아이콘으로 군림한 싱어송라이터이자 프로듀서입니다. 록앤롤의 고전적 미학을 청량한 틴 팝과 파워 팝의 감각으로 승화시키며 미국 대중음악사에 굵직한 족적을 남겼으며, 훗날 브로드웨이 뮤지컬과 텔레비전 극작가로서도 탁월한 예술적 역량을 발휘했습니다.</w:t>
       </w:r>
     </w:p>
     <w:p>
@@ -413,7 +432,7 @@
           <w:b w:val="0"/>
           <w:sz w:val="21"/>
         </w:rPr>
-        <w:t>1960년대 필 스펙터 사운드로 대표되는 브릴 빌딩 팝의 고전적 화법을 1970년대 파워 팝의 현대적 사운드로 완벽하게 계승 및 재해석한 작품입니다. 정교하게 조율된 스튜디오 세션과 청량한 보컬 편곡은 당대 팝 프로덕션이 도달했던 화려하고도 단단한 음악적 완성도를 보여줍니다.</w:t>
+        <w:t>60년대 걸그룹 사운드와 브릴 빌딩(Brill Building) 팝의 유산을 70년대 스튜디오 레코딩 테크놀로지로 절묘하게 융합하여, 버블검 팝/파워 팝 장르가 도달할 수 있는 가장 우아하고 세련된 완성도를 구현한 팝 역사상 매우 중요한 앨범입니다.</w:t>
       </w:r>
     </w:p>
     <w:p>
@@ -444,7 +463,7 @@
           <w:b w:val="0"/>
           <w:sz w:val="21"/>
         </w:rPr>
-        <w:t>디스코 열풍과 펑크 록의 반항이 교차하던 혼돈의 1970년대 후반, 순수했던 시절의 로큰롤 감성을 갈망하던 젊은 세대에게 찬란한 위로와 설렘의 도피처가 되어 준 시대의 초상입니다. 전 세계 소녀들의 방마다 포스터로 걸려 있던 그의 미소와 함께, 라디오 전파를 타고 번지던 아날로그 시대 청춘들의 열병과도 같은 고백이 음구 속에 고스란히 각인되어 있습니다.</w:t>
+        <w:t>텔레비전 드라마 &lt;하디 보이즈&gt;의 폭발적 인기와 맞물려, 70년대 말 라디오와 턴테이블 앞에서 음악을 들으며 밤을 지새우던 전 세계 소년소녀들의 순수한 낭만과 두근거림을 완벽하게 포착해 낸 시대의 서정적 자화상입니다.</w:t>
       </w:r>
     </w:p>
     <w:p>
@@ -489,7 +508,99 @@
           <w:b w:val="0"/>
           <w:sz w:val="21"/>
         </w:rPr>
-        <w:t>앨범의 정점을 찍는 불멸의 명곡 'Da Doo Ron Ron'은 두왑 스타일의 경쾌한 리듬과 중독적인 코러스가 어우러져 절정의 생명력을 뿜어냅니다. 이어 에릭 카멘의 원곡을 청량한 감성으로 재해석한 'That’s Rock 'n' Roll'과 애절하고 섬세한 소년의 정서를 노래한 감미로운 팝 발라드 트랙들은 아티스트의 다채로운 스펙트럼과 서정미를 탁월하게 드러냅니다.</w:t>
+      </w:r>
+    </w:p>
+    <w:p>
+      <w:pPr>
+        <w:spacing w:line="324" w:lineRule="auto" w:after="80"/>
+      </w:pPr>
+      <w:r>
+        <w:rPr w:rFonts="맑은 고딕">
+          <w:rFonts w:ascii="맑은 고딕" w:hAnsi="맑은 고딕" w:eastAsia="맑은 고딕"/>
+          <w:b w:val="0"/>
+          <w:color w:val="6B7280"/>
+          <w:sz w:val="21"/>
+        </w:rPr>
+        <w:t xml:space="preserve">· </w:t>
+      </w:r>
+      <w:r>
+        <w:rPr w:rFonts="맑은 고딕">
+          <w:rFonts w:ascii="맑은 고딕" w:hAnsi="맑은 고딕" w:eastAsia="맑은 고딕"/>
+          <w:b/>
+          <w:color w:val="1F2937"/>
+          <w:sz w:val="21"/>
+        </w:rPr>
+        <w:t xml:space="preserve">'Da Doo Ron Ron': </w:t>
+      </w:r>
+      <w:r>
+        <w:rPr w:rFonts="맑은 고딕">
+          <w:rFonts w:ascii="맑은 고딕" w:hAnsi="맑은 고딕" w:eastAsia="맑은 고딕"/>
+          <w:b w:val="0"/>
+          <w:sz w:val="21"/>
+        </w:rPr>
+        <w:t>크리스털스(The Crystals)의 원곡을 산뜻한 현대적 비트와 다이내믹한 편곡으로 재탄생시켜 빌보드 싱글 차트 1위를 차지한 명곡으로, 가슴을 두드리는 경쾌한 리듬이 일품.</w:t>
+      </w:r>
+    </w:p>
+    <w:p>
+      <w:pPr>
+        <w:spacing w:line="324" w:lineRule="auto" w:after="80"/>
+      </w:pPr>
+      <w:r>
+        <w:rPr w:rFonts="맑은 고딕">
+          <w:rFonts w:ascii="맑은 고딕" w:hAnsi="맑은 고딕" w:eastAsia="맑은 고딕"/>
+          <w:b w:val="0"/>
+          <w:color w:val="6B7280"/>
+          <w:sz w:val="21"/>
+        </w:rPr>
+        <w:t xml:space="preserve">· </w:t>
+      </w:r>
+      <w:r>
+        <w:rPr w:rFonts="맑은 고딕">
+          <w:rFonts w:ascii="맑은 고딕" w:hAnsi="맑은 고딕" w:eastAsia="맑은 고딕"/>
+          <w:b/>
+          <w:color w:val="1F2937"/>
+          <w:sz w:val="21"/>
+        </w:rPr>
+        <w:t xml:space="preserve">'That's Rock 'n' Roll': </w:t>
+      </w:r>
+      <w:r>
+        <w:rPr w:rFonts="맑은 고딕">
+          <w:rFonts w:ascii="맑은 고딕" w:hAnsi="맑은 고딕" w:eastAsia="맑은 고딕"/>
+          <w:b w:val="0"/>
+          <w:sz w:val="21"/>
+        </w:rPr>
+        <w:t>에릭 카멘의 곡을 리메이크하여 질주하는 로큰롤 피아노와 청량한 보컬의 시너지를 극대화한 활력 넘치는 트랙.</w:t>
+      </w:r>
+    </w:p>
+    <w:p>
+      <w:pPr>
+        <w:spacing w:line="324" w:lineRule="auto" w:after="80"/>
+      </w:pPr>
+      <w:r>
+        <w:rPr w:rFonts="맑은 고딕">
+          <w:rFonts w:ascii="맑은 고딕" w:hAnsi="맑은 고딕" w:eastAsia="맑은 고딕"/>
+          <w:b w:val="0"/>
+          <w:color w:val="6B7280"/>
+          <w:sz w:val="21"/>
+        </w:rPr>
+        <w:t xml:space="preserve">· </w:t>
+      </w:r>
+      <w:r>
+        <w:rPr w:rFonts="맑은 고딕">
+          <w:rFonts w:ascii="맑은 고딕" w:hAnsi="맑은 고딕" w:eastAsia="맑은 고딕"/>
+          <w:b/>
+          <w:color w:val="1F2937"/>
+          <w:sz w:val="21"/>
+        </w:rPr>
+        <w:t xml:space="preserve">앨범 곳곳에 배치된 멜로디컬 발라드: </w:t>
+      </w:r>
+      <w:r>
+        <w:rPr w:rFonts="맑은 고딕">
+          <w:rFonts w:ascii="맑은 고딕" w:hAnsi="맑은 고딕" w:eastAsia="맑은 고딕"/>
+          <w:b w:val="0"/>
+          <w:sz w:val="21"/>
+        </w:rPr>
+        <w:t>숀 캐시디의 여리고 섬세한 미성이 감미로운 현악 세션과 조화를 이루며 깊은 서정성을 선사.</w:t>
       </w:r>
     </w:p>
     <w:p>
@@ -520,7 +631,7 @@
           <w:b w:val="0"/>
           <w:sz w:val="21"/>
         </w:rPr>
-        <w:t>두툼한 아날로그 LP 특유의 타격감 넘치는 드럼 비트와 생생한 핸드클랩, 그리고 공간을 감싸는 백킹 보컬의 입체감이 돋보입니다. 정통 진공관 앰프의 온화한 착색과 빈티지 MM 카트리지를 통해 감상할 때, 숀 캐시디 특유의 풋풋하고 맑은 보컬 톤이 더욱 따뜻하고 윤기 있게 피어오릅니다.</w:t>
+        <w:t>진공관 앰프의 온화한 배음과 묵직한 베이스 응답 특성을 갖춘 빈티지 스피커를 통해 감상할 것을 권합니다. 70년대 아날로그 콘솔에서 믹싱된 어쿠스틱 드럼의 펀치감과 코러스의 입체적인 공간감이 바늘의 궤적을 따라 생생히 살아나 감상의 깊이를 더해줍니다.</w:t>
       </w:r>
     </w:p>
     <w:p>
@@ -551,7 +662,7 @@
           <w:b w:val="0"/>
           <w:sz w:val="21"/>
         </w:rPr>
-        <w:t>1970년대 후반 찬란했던 아메리칸 틴 팝 르네상스의 최정점을 상징하는 역사적 유물로서, 바이닐 컬렉터들에게는 그 시절의 순수한 열정과 아날로그 황금기의 찬연한 미학을 소유할 수 있는 더없이 소중한 음반입니다.</w:t>
+        <w:t>찬란했던 1970년대 미국 아날로그 바이닐 르네상스의 정취를 가장 생생하게 간직하고 있는 앨범으로, 당대의 정교한 마스터링 기술과 레트로 팝의 순수미를 동시에 음미할 수 있는 고품격 아날로그 컬렉터스 아이템입니다.</w:t>
       </w:r>
     </w:p>
     <w:p>
@@ -565,7 +676,7 @@
           <w:color w:val="4338CA"/>
           <w:sz w:val="21"/>
         </w:rPr>
-        <w:t>이 음반을 통해 아날로그 바늘 끝에서 피어나는 찬란했던 70년대 청춘의 온기와 전해주는 감동을 다시 한번 경험해 보시는 것은 어떨까요?</w:t>
+        <w:t>이 음반을 통해 순수했던 청춘의 찬란한 숨결과 아날로그 바이닐이 전해주는 감동을 다시 한번 경험해 보시는 것은 어떨까요?</w:t>
       </w:r>
     </w:p>
     <w:sectPr>
